--- a/_work/analysis/Договор займа.docx
+++ b/_work/analysis/Договор займа.docx
@@ -149,7 +149,7 @@
           <w:sz w:val="24"/>
           <w:szCs w:val="24"/>
         </w:rPr>
-        <w:t xml:space="preserve">гражданин(-ка) Республики Казахстан ТОО/ИП/КХ/ФХ_______________(ФИО) именуемый (-ая) в дальнейшем «Заемщик», талон/свидетельство о регистрации ИП/КХ/ФХ _________ от ______ г,/удостоверение личности №______________ от ___________г. МВД/МЮ РК, ИИН__________________, проживающий (-ая) по адресу: Республика Казахстан, _____________ область, __________ район, ____________________,</w:t>
+        <w:t xml:space="preserve">гражданин(-ка) Республики Казахстан ТОО/ИП/КООПЕРАТИВ_______________(ФИО) именуемый (-ая) в дальнейшем «Заемщик», талон/свидетельство о регистрации ИП/КХ/ФХ _________ от ______ г,/удостоверение личности №______________ от ___________г. МВД/МЮ РК, ИИН__________________, проживающий (-ая) по адресу: Республика Казахстан, _____________ область, __________ район, ____________________,</w:t>
       </w:r>
     </w:p>
     <w:p>
@@ -1024,7 +1024,7 @@
           <w:sz w:val="24"/>
           <w:szCs w:val="24"/>
         </w:rPr>
-        <w:t xml:space="preserve">2.6.3. </w:t>
+        <w:t xml:space="preserve">2.6.4. </w:t>
       </w:r>
       <w:r>
         <w:rPr>
@@ -1048,7 +1048,7 @@
           <w:sz w:val="24"/>
           <w:szCs w:val="24"/>
         </w:rPr>
-        <w:t xml:space="preserve">2.6.4. </w:t>
+        <w:t xml:space="preserve">2.6.5. </w:t>
       </w:r>
       <w:r>
         <w:rPr>
@@ -1360,7 +1360,7 @@
           <w:sz w:val="24"/>
           <w:szCs w:val="24"/>
         </w:rPr>
-        <w:t xml:space="preserve">2.12. </w:t>
+        <w:t xml:space="preserve">2.13. </w:t>
       </w:r>
       <w:r>
         <w:rPr>
@@ -1490,7 +1490,7 @@
           <w:sz w:val="24"/>
           <w:szCs w:val="24"/>
         </w:rPr>
-        <w:t xml:space="preserve">4.1.1. </w:t>
+        <w:t xml:space="preserve">4.1.2. </w:t>
       </w:r>
       <w:r>
         <w:rPr>
@@ -1656,7 +1656,7 @@
           <w:sz w:val="24"/>
           <w:szCs w:val="24"/>
         </w:rPr>
-        <w:t xml:space="preserve">В случае нарушения пунктов 6.2.9, 6.2.13, 6.2.15 Договора, Займодатель и/или Поверенного (агента) вправе требовать уплаты штрафа в размере 10% (десять процентов) от общей суммы задолженности по Договору и досрочного возврата кредита.</w:t>
+        <w:t xml:space="preserve">В случае нарушения пунктов 6.2.9, 6.2.13, 6.2.14 Договора, Займодатель и/или Поверенного (агента) вправе требовать уплаты штрафа в размере 10% (десять процентов) от общей суммы задолженности по Договору и досрочного возврата кредита.</w:t>
       </w:r>
     </w:p>
     <w:p>
@@ -1902,7 +1902,7 @@
           <w:sz w:val="24"/>
           <w:szCs w:val="24"/>
         </w:rPr>
-        <w:t xml:space="preserve">4.10.1. </w:t>
+        <w:t xml:space="preserve">4.10.2. </w:t>
       </w:r>
       <w:r>
         <w:rPr>
@@ -1974,7 +1974,7 @@
           <w:sz w:val="24"/>
           <w:szCs w:val="24"/>
         </w:rPr>
-        <w:t xml:space="preserve">4.12.1. </w:t>
+        <w:t xml:space="preserve">4.12.2. </w:t>
       </w:r>
       <w:r>
         <w:rPr>
@@ -2063,7 +2063,7 @@
           <w:sz w:val="24"/>
           <w:szCs w:val="24"/>
         </w:rPr>
-        <w:t xml:space="preserve">5.1.1. </w:t>
+        <w:t xml:space="preserve">5.1.2. </w:t>
       </w:r>
       <w:r>
         <w:rPr>
@@ -2474,7 +2474,7 @@
           <w:sz w:val="24"/>
           <w:szCs w:val="24"/>
         </w:rPr>
-        <w:t xml:space="preserve">6.2.1.1. </w:t>
+        <w:t xml:space="preserve">6.2.1.2. </w:t>
       </w:r>
       <w:r>
         <w:rPr>
@@ -2498,7 +2498,7 @@
           <w:sz w:val="24"/>
           <w:szCs w:val="24"/>
         </w:rPr>
-        <w:t xml:space="preserve">6.2.1.2. </w:t>
+        <w:t xml:space="preserve">6.2.1.3. </w:t>
       </w:r>
       <w:r>
         <w:rPr>
@@ -2522,7 +2522,7 @@
           <w:sz w:val="24"/>
           <w:szCs w:val="24"/>
         </w:rPr>
-        <w:t xml:space="preserve">6.2.1.3. </w:t>
+        <w:t xml:space="preserve">6.2.1.4. </w:t>
       </w:r>
       <w:r>
         <w:rPr>
@@ -2570,7 +2570,7 @@
           <w:sz w:val="24"/>
           <w:szCs w:val="24"/>
         </w:rPr>
-        <w:t xml:space="preserve">6.2.2.1. </w:t>
+        <w:t xml:space="preserve">6.2.2.2. </w:t>
       </w:r>
       <w:r>
         <w:rPr>
@@ -2642,7 +2642,7 @@
           <w:sz w:val="24"/>
           <w:szCs w:val="24"/>
         </w:rPr>
-        <w:t xml:space="preserve">6.2.4.1. </w:t>
+        <w:t xml:space="preserve">6.2.4.2. </w:t>
       </w:r>
       <w:r>
         <w:rPr>
@@ -2690,7 +2690,7 @@
           <w:sz w:val="24"/>
           <w:szCs w:val="24"/>
         </w:rPr>
-        <w:t xml:space="preserve">6.2.5.1. </w:t>
+        <w:t xml:space="preserve">6.2.5.2. </w:t>
       </w:r>
       <w:r>
         <w:rPr>
@@ -2762,7 +2762,7 @@
           <w:sz w:val="24"/>
           <w:szCs w:val="24"/>
         </w:rPr>
-        <w:t xml:space="preserve">6.2.7.1. </w:t>
+        <w:t xml:space="preserve">6.2.7.2. </w:t>
       </w:r>
       <w:r>
         <w:rPr>
@@ -2786,7 +2786,7 @@
           <w:sz w:val="24"/>
           <w:szCs w:val="24"/>
         </w:rPr>
-        <w:t xml:space="preserve">6.2.7.2. </w:t>
+        <w:t xml:space="preserve">6.2.7.3. </w:t>
       </w:r>
       <w:r>
         <w:rPr>
@@ -2810,7 +2810,7 @@
           <w:sz w:val="24"/>
           <w:szCs w:val="24"/>
         </w:rPr>
-        <w:t xml:space="preserve">6.2.7.3. </w:t>
+        <w:t xml:space="preserve">6.2.7.4. </w:t>
       </w:r>
       <w:r>
         <w:rPr>
@@ -2906,7 +2906,7 @@
           <w:sz w:val="24"/>
           <w:szCs w:val="24"/>
         </w:rPr>
-        <w:t xml:space="preserve">6.2.10.1. </w:t>
+        <w:t xml:space="preserve">6.2.10.2. </w:t>
       </w:r>
       <w:r>
         <w:rPr>
@@ -2930,7 +2930,7 @@
           <w:sz w:val="24"/>
           <w:szCs w:val="24"/>
         </w:rPr>
-        <w:t xml:space="preserve">6.2.10.2. </w:t>
+        <w:t xml:space="preserve">6.2.10.3. </w:t>
       </w:r>
       <w:r>
         <w:rPr>
@@ -2954,7 +2954,7 @@
           <w:sz w:val="24"/>
           <w:szCs w:val="24"/>
         </w:rPr>
-        <w:t xml:space="preserve">6.2.10.3. </w:t>
+        <w:t xml:space="preserve">6.2.10.4. </w:t>
       </w:r>
       <w:r>
         <w:rPr>
@@ -3026,7 +3026,7 @@
           <w:sz w:val="24"/>
           <w:szCs w:val="24"/>
         </w:rPr>
-        <w:t xml:space="preserve">6.2.12.1. </w:t>
+        <w:t xml:space="preserve">6.2.12.2. </w:t>
       </w:r>
       <w:r>
         <w:rPr>
@@ -3074,6 +3074,44 @@
           <w:sz w:val="24"/>
           <w:szCs w:val="24"/>
         </w:rPr>
+        <w:t xml:space="preserve">6.2.13-Б2. </w:t>
+      </w:r>
+      <w:r>
+        <w:rPr>
+          <w:rFonts w:ascii="Times New Roman" w:cs="Times New Roman" w:eastAsia="Times New Roman" w:hAnsi="Times New Roman"/>
+          <w:sz w:val="24"/>
+          <w:szCs w:val="24"/>
+        </w:rPr>
+        <w:t xml:space="preserve">[До полного исполнения обязательств не прекращать действия регистрации в качестве юридического лица.] /</w:t>
+      </w:r>
+    </w:p>
+    <w:p>
+      <w:pPr>
+        <w:spacing w:after="80"/>
+        <w:jc w:val="both"/>
+      </w:pPr>
+      <w:r>
+        <w:rPr>
+          <w:rFonts w:ascii="Times New Roman" w:cs="Times New Roman" w:eastAsia="Times New Roman" w:hAnsi="Times New Roman"/>
+          <w:sz w:val="24"/>
+          <w:szCs w:val="24"/>
+        </w:rPr>
+        <w:t xml:space="preserve">[Не позднее, чем за один месяц уведомить Займодателя о приостановлении или прекращении регистрации в качестве юридического лица.]</w:t>
+      </w:r>
+    </w:p>
+    <w:p>
+      <w:pPr>
+        <w:spacing w:after="80"/>
+        <w:jc w:val="both"/>
+      </w:pPr>
+      <w:r>
+        <w:rPr>
+          <w:rFonts w:ascii="Times New Roman" w:cs="Times New Roman" w:eastAsia="Times New Roman" w:hAnsi="Times New Roman"/>
+          <w:b/>
+          <w:bCs/>
+          <w:sz w:val="24"/>
+          <w:szCs w:val="24"/>
+        </w:rPr>
         <w:t xml:space="preserve">6.2.14. </w:t>
       </w:r>
       <w:r>
@@ -3082,44 +3120,6 @@
           <w:sz w:val="24"/>
           <w:szCs w:val="24"/>
         </w:rPr>
-        <w:t xml:space="preserve">[До полного исполнения обязательств не прекращать действия регистрации в качестве юридического лица.] /</w:t>
-      </w:r>
-    </w:p>
-    <w:p>
-      <w:pPr>
-        <w:spacing w:after="80"/>
-        <w:jc w:val="both"/>
-      </w:pPr>
-      <w:r>
-        <w:rPr>
-          <w:rFonts w:ascii="Times New Roman" w:cs="Times New Roman" w:eastAsia="Times New Roman" w:hAnsi="Times New Roman"/>
-          <w:sz w:val="24"/>
-          <w:szCs w:val="24"/>
-        </w:rPr>
-        <w:t xml:space="preserve">[Не позднее, чем за один месяц уведомить Займодателя о приостановлении или прекращении регистрации в качестве юридического лица.]</w:t>
-      </w:r>
-    </w:p>
-    <w:p>
-      <w:pPr>
-        <w:spacing w:after="80"/>
-        <w:jc w:val="both"/>
-      </w:pPr>
-      <w:r>
-        <w:rPr>
-          <w:rFonts w:ascii="Times New Roman" w:cs="Times New Roman" w:eastAsia="Times New Roman" w:hAnsi="Times New Roman"/>
-          <w:b/>
-          <w:bCs/>
-          <w:sz w:val="24"/>
-          <w:szCs w:val="24"/>
-        </w:rPr>
-        <w:t xml:space="preserve">6.2.15. </w:t>
-      </w:r>
-      <w:r>
-        <w:rPr>
-          <w:rFonts w:ascii="Times New Roman" w:cs="Times New Roman" w:eastAsia="Times New Roman" w:hAnsi="Times New Roman"/>
-          <w:sz w:val="24"/>
-          <w:szCs w:val="24"/>
-        </w:rPr>
         <w:t xml:space="preserve">Не осуществлять за счет кредитных (заемных) средств сделки лишь для вида, без намерения создать соответствующие ей правовые последствия (мнимые сделки), в том числе приобретать имущество у близких родственников (родители (родитель), дети, усыновители (удочерители), усыновленные (удочеренные), полнородные и неполнородные братья и сестры, дедушка, бабушка, внуки).</w:t>
       </w:r>
     </w:p>
@@ -3136,7 +3136,7 @@
           <w:sz w:val="24"/>
           <w:szCs w:val="24"/>
         </w:rPr>
-        <w:t xml:space="preserve">6.2.16. </w:t>
+        <w:t xml:space="preserve">6.2.17. </w:t>
       </w:r>
       <w:r>
         <w:rPr>
@@ -3160,7 +3160,7 @@
           <w:sz w:val="24"/>
           <w:szCs w:val="24"/>
         </w:rPr>
-        <w:t xml:space="preserve">6.2.16.1. </w:t>
+        <w:t xml:space="preserve">6.2.17.3. </w:t>
       </w:r>
       <w:r>
         <w:rPr>
@@ -3184,7 +3184,7 @@
           <w:sz w:val="24"/>
           <w:szCs w:val="24"/>
         </w:rPr>
-        <w:t xml:space="preserve">6.2.17. </w:t>
+        <w:t xml:space="preserve">6.2.18. </w:t>
       </w:r>
       <w:r>
         <w:rPr>
@@ -3208,7 +3208,7 @@
           <w:sz w:val="24"/>
           <w:szCs w:val="24"/>
         </w:rPr>
-        <w:t xml:space="preserve">6.2.17.1. </w:t>
+        <w:t xml:space="preserve">6.2.18.2. </w:t>
       </w:r>
       <w:r>
         <w:rPr>
@@ -3232,7 +3232,7 @@
           <w:sz w:val="24"/>
           <w:szCs w:val="24"/>
         </w:rPr>
-        <w:t xml:space="preserve">6.2.18.1. </w:t>
+        <w:t xml:space="preserve">6.2.19.1. </w:t>
       </w:r>
       <w:r>
         <w:rPr>
@@ -3256,7 +3256,7 @@
           <w:sz w:val="24"/>
           <w:szCs w:val="24"/>
         </w:rPr>
-        <w:t xml:space="preserve">6.2.18.2. </w:t>
+        <w:t xml:space="preserve">6.2.19.2. </w:t>
       </w:r>
       <w:r>
         <w:rPr>
@@ -3280,7 +3280,7 @@
           <w:sz w:val="24"/>
           <w:szCs w:val="24"/>
         </w:rPr>
-        <w:t xml:space="preserve">6.2.18.3. </w:t>
+        <w:t xml:space="preserve">6.2.19.3. </w:t>
       </w:r>
       <w:r>
         <w:rPr>
@@ -3304,7 +3304,7 @@
           <w:sz w:val="24"/>
           <w:szCs w:val="24"/>
         </w:rPr>
-        <w:t xml:space="preserve">6.2.19.1. </w:t>
+        <w:t xml:space="preserve">6.2.20.2. </w:t>
       </w:r>
       <w:r>
         <w:rPr>
@@ -3328,7 +3328,7 @@
           <w:sz w:val="24"/>
           <w:szCs w:val="24"/>
         </w:rPr>
-        <w:t xml:space="preserve">6.2.19.2. </w:t>
+        <w:t xml:space="preserve">6.2.20.3. </w:t>
       </w:r>
       <w:r>
         <w:rPr>
@@ -3352,7 +3352,7 @@
           <w:sz w:val="24"/>
           <w:szCs w:val="24"/>
         </w:rPr>
-        <w:t xml:space="preserve">6.2.19.3. </w:t>
+        <w:t xml:space="preserve">6.2.20.4. </w:t>
       </w:r>
       <w:r>
         <w:rPr>
@@ -3376,7 +3376,7 @@
           <w:sz w:val="24"/>
           <w:szCs w:val="24"/>
         </w:rPr>
-        <w:t xml:space="preserve">6.2.20.1. </w:t>
+        <w:t xml:space="preserve">6.2.21.1. </w:t>
       </w:r>
       <w:r>
         <w:rPr>
@@ -3400,7 +3400,7 @@
           <w:sz w:val="24"/>
           <w:szCs w:val="24"/>
         </w:rPr>
-        <w:t xml:space="preserve">6.2.20.2. </w:t>
+        <w:t xml:space="preserve">6.2.21.2. </w:t>
       </w:r>
       <w:r>
         <w:rPr>
@@ -3424,7 +3424,7 @@
           <w:sz w:val="24"/>
           <w:szCs w:val="24"/>
         </w:rPr>
-        <w:t xml:space="preserve">6.2.20.3. </w:t>
+        <w:t xml:space="preserve">6.2.21.3. </w:t>
       </w:r>
       <w:r>
         <w:rPr>
@@ -3448,7 +3448,7 @@
           <w:sz w:val="24"/>
           <w:szCs w:val="24"/>
         </w:rPr>
-        <w:t xml:space="preserve">6.2.20.4. </w:t>
+        <w:t xml:space="preserve">6.2.21.4. </w:t>
       </w:r>
       <w:r>
         <w:rPr>
@@ -3472,7 +3472,7 @@
           <w:sz w:val="24"/>
           <w:szCs w:val="24"/>
         </w:rPr>
-        <w:t xml:space="preserve">6.2.20.5. </w:t>
+        <w:t xml:space="preserve">6.2.21.5. </w:t>
       </w:r>
       <w:r>
         <w:rPr>
@@ -3496,7 +3496,7 @@
           <w:sz w:val="24"/>
           <w:szCs w:val="24"/>
         </w:rPr>
-        <w:t xml:space="preserve">6.2.20.6. </w:t>
+        <w:t xml:space="preserve">6.2.21.6. </w:t>
       </w:r>
       <w:r>
         <w:rPr>
@@ -3729,7 +3729,7 @@
           <w:sz w:val="24"/>
           <w:szCs w:val="24"/>
         </w:rPr>
-        <w:t xml:space="preserve">6.3.8. </w:t>
+        <w:t xml:space="preserve">6.3.13. </w:t>
       </w:r>
       <w:r>
         <w:rPr>
@@ -3753,15 +3753,15 @@
           <w:sz w:val="24"/>
           <w:szCs w:val="24"/>
         </w:rPr>
-        <w:t xml:space="preserve">6.3.9. </w:t>
-      </w:r>
-      <w:r>
-        <w:rPr>
-          <w:rFonts w:ascii="Times New Roman" w:cs="Times New Roman" w:eastAsia="Times New Roman" w:hAnsi="Times New Roman"/>
-          <w:sz w:val="24"/>
-          <w:szCs w:val="24"/>
-        </w:rPr>
-        <w:t xml:space="preserve">потребовать досрочный возврат с Заемщика сумму остатка задолженности по бюджетному кредиту в случае нарушения требования, предусмотренного пунктом 6.2.17 настоящего Договора.</w:t>
+        <w:t xml:space="preserve">6.3.15. </w:t>
+      </w:r>
+      <w:r>
+        <w:rPr>
+          <w:rFonts w:ascii="Times New Roman" w:cs="Times New Roman" w:eastAsia="Times New Roman" w:hAnsi="Times New Roman"/>
+          <w:sz w:val="24"/>
+          <w:szCs w:val="24"/>
+        </w:rPr>
+        <w:t xml:space="preserve">потребовать досрочный возврат с Заемщика сумму остатка задолженности по бюджетному кредиту в случае нарушения требования, предусмотренного пунктом 6.2.18 настоящего Договора.</w:t>
       </w:r>
     </w:p>
     <w:p>
@@ -4272,7 +4272,7 @@
           <w:sz w:val="24"/>
           <w:szCs w:val="24"/>
         </w:rPr>
-        <w:t xml:space="preserve">6.6.8. </w:t>
+        <w:t xml:space="preserve">6.6.9. </w:t>
       </w:r>
       <w:r>
         <w:rPr>
@@ -4296,7 +4296,7 @@
           <w:sz w:val="24"/>
           <w:szCs w:val="24"/>
         </w:rPr>
-        <w:t xml:space="preserve">6.6.9. </w:t>
+        <w:t xml:space="preserve">6.6.10. </w:t>
       </w:r>
       <w:r>
         <w:rPr>
@@ -4320,7 +4320,7 @@
           <w:sz w:val="24"/>
           <w:szCs w:val="24"/>
         </w:rPr>
-        <w:t xml:space="preserve">6.6.10. </w:t>
+        <w:t xml:space="preserve">6.6.11. </w:t>
       </w:r>
       <w:r>
         <w:rPr>
@@ -4344,7 +4344,7 @@
           <w:sz w:val="24"/>
           <w:szCs w:val="24"/>
         </w:rPr>
-        <w:t xml:space="preserve">6.6.10.1. </w:t>
+        <w:t xml:space="preserve">6.6.11.1. </w:t>
       </w:r>
       <w:r>
         <w:rPr>
@@ -4368,31 +4368,7 @@
           <w:sz w:val="24"/>
           <w:szCs w:val="24"/>
         </w:rPr>
-        <w:t xml:space="preserve">6.6.11. </w:t>
-      </w:r>
-      <w:r>
-        <w:rPr>
-          <w:rFonts w:ascii="Times New Roman" w:cs="Times New Roman" w:eastAsia="Times New Roman" w:hAnsi="Times New Roman"/>
-          <w:sz w:val="24"/>
-          <w:szCs w:val="24"/>
-        </w:rPr>
-        <w:t xml:space="preserve">[В одностороннем порядке изменять условия настоящего Договора при изменении законодательства Республики Казахстан, а также в связи с изменениями, основанными на решениях Президента, Правительства Республики Казахстан, с уведомлением Заемщика в срок, установленном п.2.4.4.5 настоящего Договора.]</w:t>
-      </w:r>
-    </w:p>
-    <w:p>
-      <w:pPr>
-        <w:spacing w:after="80"/>
-        <w:jc w:val="both"/>
-      </w:pPr>
-      <w:r>
-        <w:rPr>
-          <w:rFonts w:ascii="Times New Roman" w:cs="Times New Roman" w:eastAsia="Times New Roman" w:hAnsi="Times New Roman"/>
-          <w:b/>
-          <w:bCs/>
-          <w:sz w:val="24"/>
-          <w:szCs w:val="24"/>
-        </w:rPr>
-        <w:t xml:space="preserve">6.6.12. </w:t>
+        <w:t xml:space="preserve">6.6.13. </w:t>
       </w:r>
       <w:r>
         <w:rPr>
@@ -4416,7 +4392,7 @@
           <w:sz w:val="24"/>
           <w:szCs w:val="24"/>
         </w:rPr>
-        <w:t xml:space="preserve">6.6.13. </w:t>
+        <w:t xml:space="preserve">6.6.14. </w:t>
       </w:r>
       <w:r>
         <w:rPr>
@@ -5004,7 +4980,7 @@
           <w:sz w:val="24"/>
           <w:szCs w:val="24"/>
         </w:rPr>
-        <w:t xml:space="preserve">6.9.1.1. </w:t>
+        <w:t xml:space="preserve">6.9.1.2. </w:t>
       </w:r>
       <w:r>
         <w:rPr>
@@ -5076,7 +5052,7 @@
           <w:sz w:val="24"/>
           <w:szCs w:val="24"/>
         </w:rPr>
-        <w:t xml:space="preserve">6.9.3.2. </w:t>
+        <w:t xml:space="preserve">6.9.3.5. </w:t>
       </w:r>
       <w:r>
         <w:rPr>
@@ -5109,7 +5085,7 @@
           <w:sz w:val="24"/>
           <w:szCs w:val="24"/>
         </w:rPr>
-        <w:t xml:space="preserve">6.9.3.3. </w:t>
+        <w:t xml:space="preserve">6.9.3.6. </w:t>
       </w:r>
       <w:r>
         <w:rPr>
@@ -5133,7 +5109,7 @@
           <w:sz w:val="24"/>
           <w:szCs w:val="24"/>
         </w:rPr>
-        <w:t xml:space="preserve">6.9.3.4. </w:t>
+        <w:t xml:space="preserve">6.9.3.7. </w:t>
       </w:r>
       <w:r>
         <w:rPr>
@@ -5157,7 +5133,7 @@
           <w:sz w:val="24"/>
           <w:szCs w:val="24"/>
         </w:rPr>
-        <w:t xml:space="preserve">6.9.3.5. </w:t>
+        <w:t xml:space="preserve">6.9.3.8. </w:t>
       </w:r>
       <w:r>
         <w:rPr>
@@ -5181,7 +5157,7 @@
           <w:sz w:val="24"/>
           <w:szCs w:val="24"/>
         </w:rPr>
-        <w:t xml:space="preserve">6.9.3.6. </w:t>
+        <w:t xml:space="preserve">6.9.3.9. </w:t>
       </w:r>
       <w:r>
         <w:rPr>
@@ -5205,7 +5181,7 @@
           <w:sz w:val="24"/>
           <w:szCs w:val="24"/>
         </w:rPr>
-        <w:t xml:space="preserve">6.9.3.7. </w:t>
+        <w:t xml:space="preserve">6.9.3.10. </w:t>
       </w:r>
       <w:r>
         <w:rPr>
@@ -5318,7 +5294,7 @@
           <w:sz w:val="24"/>
           <w:szCs w:val="24"/>
         </w:rPr>
-        <w:t xml:space="preserve">6.10.4. </w:t>
+        <w:t xml:space="preserve">6.10.5. </w:t>
       </w:r>
       <w:r>
         <w:rPr>
@@ -5342,7 +5318,7 @@
           <w:sz w:val="24"/>
           <w:szCs w:val="24"/>
         </w:rPr>
-        <w:t xml:space="preserve">6.10.5. </w:t>
+        <w:t xml:space="preserve">6.10.6. </w:t>
       </w:r>
       <w:r>
         <w:rPr>
@@ -5366,7 +5342,7 @@
           <w:sz w:val="24"/>
           <w:szCs w:val="24"/>
         </w:rPr>
-        <w:t xml:space="preserve">6.10.6. </w:t>
+        <w:t xml:space="preserve">6.10.7. </w:t>
       </w:r>
       <w:r>
         <w:rPr>
@@ -5962,6 +5938,30 @@
           <w:sz w:val="24"/>
           <w:szCs w:val="24"/>
         </w:rPr>
+        <w:t xml:space="preserve">7.4-1. </w:t>
+      </w:r>
+      <w:r>
+        <w:rPr>
+          <w:rFonts w:ascii="Times New Roman" w:cs="Times New Roman" w:eastAsia="Times New Roman" w:hAnsi="Times New Roman"/>
+          <w:sz w:val="24"/>
+          <w:szCs w:val="24"/>
+        </w:rPr>
+        <w:t xml:space="preserve">Настоящим Заемщик дает Займодателю и Поверенному (агенту) свое безусловное (безакцептное) согласие на направление денежных средств, поступающих и/или поступивших на погашение займа по настоящему Договору в счет погашения просроченной задолженности по другим (-ому) займам (-му)/договорам по усмотрению Поверенного (агента).</w:t>
+      </w:r>
+    </w:p>
+    <w:p>
+      <w:pPr>
+        <w:spacing w:after="80"/>
+        <w:jc w:val="both"/>
+      </w:pPr>
+      <w:r>
+        <w:rPr>
+          <w:rFonts w:ascii="Times New Roman" w:cs="Times New Roman" w:eastAsia="Times New Roman" w:hAnsi="Times New Roman"/>
+          <w:b/>
+          <w:bCs/>
+          <w:sz w:val="24"/>
+          <w:szCs w:val="24"/>
+        </w:rPr>
         <w:t xml:space="preserve">7.5. </w:t>
       </w:r>
       <w:r>
@@ -5970,30 +5970,6 @@
           <w:sz w:val="24"/>
           <w:szCs w:val="24"/>
         </w:rPr>
-        <w:t xml:space="preserve">Настоящим Заемщик дает Займодателю и Поверенному (агенту) свое безусловное (безакцептное) согласие на направление денежных средств, поступающих и/или поступивших на погашение займа по настоящему Договору в счет погашения просроченной задолженности по другим (-ому) займам (-му)/договорам по усмотрению Поверенного (агента).</w:t>
-      </w:r>
-    </w:p>
-    <w:p>
-      <w:pPr>
-        <w:spacing w:after="80"/>
-        <w:jc w:val="both"/>
-      </w:pPr>
-      <w:r>
-        <w:rPr>
-          <w:rFonts w:ascii="Times New Roman" w:cs="Times New Roman" w:eastAsia="Times New Roman" w:hAnsi="Times New Roman"/>
-          <w:b/>
-          <w:bCs/>
-          <w:sz w:val="24"/>
-          <w:szCs w:val="24"/>
-        </w:rPr>
-        <w:t xml:space="preserve">7.6. </w:t>
-      </w:r>
-      <w:r>
-        <w:rPr>
-          <w:rFonts w:ascii="Times New Roman" w:cs="Times New Roman" w:eastAsia="Times New Roman" w:hAnsi="Times New Roman"/>
-          <w:sz w:val="24"/>
-          <w:szCs w:val="24"/>
-        </w:rPr>
         <w:t xml:space="preserve">Займодатель, Поверенный агент вправе предъявить к взысканию в полном объеме сумму кредита вместе с начисленным вознаграждением и иными суммами, причитающихся с Заемщика в соответствии с условиями настоящего Договора, а также обратить взыскание на имущество, предоставленное Залогодателем в залог Займодателю, во внесудебном и/или в судебном порядке в соответствии с законодательством Республики Казахстан, а также согласно Договора залога, в следующих случаях:</w:t>
       </w:r>
     </w:p>
@@ -6010,7 +5986,7 @@
           <w:sz w:val="24"/>
           <w:szCs w:val="24"/>
         </w:rPr>
-        <w:t xml:space="preserve">7.6.1. </w:t>
+        <w:t xml:space="preserve">7.5.1. </w:t>
       </w:r>
       <w:r>
         <w:rPr>
@@ -6034,7 +6010,7 @@
           <w:sz w:val="24"/>
           <w:szCs w:val="24"/>
         </w:rPr>
-        <w:t xml:space="preserve">7.6.2. </w:t>
+        <w:t xml:space="preserve">7.5.2. </w:t>
       </w:r>
       <w:r>
         <w:rPr>
@@ -6058,7 +6034,7 @@
           <w:sz w:val="24"/>
           <w:szCs w:val="24"/>
         </w:rPr>
-        <w:t xml:space="preserve">7.6.3. </w:t>
+        <w:t xml:space="preserve">7.5.4. </w:t>
       </w:r>
       <w:r>
         <w:rPr>
@@ -6082,7 +6058,7 @@
           <w:sz w:val="24"/>
           <w:szCs w:val="24"/>
         </w:rPr>
-        <w:t xml:space="preserve">7.6.4. </w:t>
+        <w:t xml:space="preserve">7.5.5. </w:t>
       </w:r>
       <w:r>
         <w:rPr>
@@ -6106,7 +6082,7 @@
           <w:sz w:val="24"/>
           <w:szCs w:val="24"/>
         </w:rPr>
-        <w:t xml:space="preserve">7.6.5. </w:t>
+        <w:t xml:space="preserve">7.5.6. </w:t>
       </w:r>
       <w:r>
         <w:rPr>
@@ -6130,7 +6106,7 @@
           <w:sz w:val="24"/>
           <w:szCs w:val="24"/>
         </w:rPr>
-        <w:t xml:space="preserve">7.6.6. </w:t>
+        <w:t xml:space="preserve">7.5.7. </w:t>
       </w:r>
       <w:r>
         <w:rPr>
@@ -6154,7 +6130,7 @@
           <w:sz w:val="24"/>
           <w:szCs w:val="24"/>
         </w:rPr>
-        <w:t xml:space="preserve">7.6.7. </w:t>
+        <w:t xml:space="preserve">7.5.8. </w:t>
       </w:r>
       <w:r>
         <w:rPr>
@@ -6178,7 +6154,7 @@
           <w:sz w:val="24"/>
           <w:szCs w:val="24"/>
         </w:rPr>
-        <w:t xml:space="preserve">7.6.8. </w:t>
+        <w:t xml:space="preserve">7.5.9. </w:t>
       </w:r>
       <w:r>
         <w:rPr>
@@ -6202,7 +6178,7 @@
           <w:sz w:val="24"/>
           <w:szCs w:val="24"/>
         </w:rPr>
-        <w:t xml:space="preserve">7.6.9. </w:t>
+        <w:t xml:space="preserve">7.5.10. </w:t>
       </w:r>
       <w:r>
         <w:rPr>
@@ -6226,7 +6202,7 @@
           <w:sz w:val="24"/>
           <w:szCs w:val="24"/>
         </w:rPr>
-        <w:t xml:space="preserve">7.6.10. </w:t>
+        <w:t xml:space="preserve">7.5.11. </w:t>
       </w:r>
       <w:r>
         <w:rPr>
@@ -6250,7 +6226,7 @@
           <w:sz w:val="24"/>
           <w:szCs w:val="24"/>
         </w:rPr>
-        <w:t xml:space="preserve">7.6.11. </w:t>
+        <w:t xml:space="preserve">7.5.12. </w:t>
       </w:r>
       <w:r>
         <w:rPr>
@@ -6274,7 +6250,7 @@
           <w:sz w:val="24"/>
           <w:szCs w:val="24"/>
         </w:rPr>
-        <w:t xml:space="preserve">7.6.12. </w:t>
+        <w:t xml:space="preserve">7.5.13. </w:t>
       </w:r>
       <w:r>
         <w:rPr>
@@ -6435,7 +6411,7 @@
           <w:sz w:val="24"/>
           <w:szCs w:val="24"/>
         </w:rPr>
-        <w:t xml:space="preserve">8.6. </w:t>
+        <w:t xml:space="preserve">8.5-1. </w:t>
       </w:r>
       <w:r>
         <w:rPr>
@@ -6565,31 +6541,31 @@
           <w:sz w:val="24"/>
           <w:szCs w:val="24"/>
         </w:rPr>
+        <w:t xml:space="preserve">10.1-1. </w:t>
+      </w:r>
+      <w:r>
+        <w:rPr>
+          <w:rFonts w:ascii="Times New Roman" w:cs="Times New Roman" w:eastAsia="Times New Roman" w:hAnsi="Times New Roman"/>
+          <w:sz w:val="24"/>
+          <w:szCs w:val="24"/>
+        </w:rPr>
+        <w:t xml:space="preserve">Любая из Сторон вправе направить другой Стороне претензию, которая должна быть рассмотрена Стороной, получившей претензию, в течение 10 (десяти) календарных дней с момента получения претензии, если иной срок не указан в самой претензии.</w:t>
+      </w:r>
+    </w:p>
+    <w:p>
+      <w:pPr>
+        <w:spacing w:after="80"/>
+        <w:jc w:val="both"/>
+      </w:pPr>
+      <w:r>
+        <w:rPr>
+          <w:rFonts w:ascii="Times New Roman" w:cs="Times New Roman" w:eastAsia="Times New Roman" w:hAnsi="Times New Roman"/>
+          <w:b/>
+          <w:bCs/>
+          <w:sz w:val="24"/>
+          <w:szCs w:val="24"/>
+        </w:rPr>
         <w:t xml:space="preserve">10.2. </w:t>
-      </w:r>
-      <w:r>
-        <w:rPr>
-          <w:rFonts w:ascii="Times New Roman" w:cs="Times New Roman" w:eastAsia="Times New Roman" w:hAnsi="Times New Roman"/>
-          <w:sz w:val="24"/>
-          <w:szCs w:val="24"/>
-        </w:rPr>
-        <w:t xml:space="preserve">Любая из Сторон вправе направить другой Стороне претензию, которая должна быть рассмотрена Стороной, получившей претензию, в течение 10 (десяти) календарных дней с момента получения претензии, если иной срок не указан в самой претензии.</w:t>
-      </w:r>
-    </w:p>
-    <w:p>
-      <w:pPr>
-        <w:spacing w:after="80"/>
-        <w:jc w:val="both"/>
-      </w:pPr>
-      <w:r>
-        <w:rPr>
-          <w:rFonts w:ascii="Times New Roman" w:cs="Times New Roman" w:eastAsia="Times New Roman" w:hAnsi="Times New Roman"/>
-          <w:b/>
-          <w:bCs/>
-          <w:sz w:val="24"/>
-          <w:szCs w:val="24"/>
-        </w:rPr>
-        <w:t xml:space="preserve">10.3. </w:t>
       </w:r>
       <w:r>
         <w:rPr>
@@ -6702,6 +6678,54 @@
           <w:sz w:val="24"/>
           <w:szCs w:val="24"/>
         </w:rPr>
+        <w:t xml:space="preserve">11.1-1. </w:t>
+      </w:r>
+      <w:r>
+        <w:rPr>
+          <w:rFonts w:ascii="Times New Roman" w:cs="Times New Roman" w:eastAsia="Times New Roman" w:hAnsi="Times New Roman"/>
+          <w:sz w:val="24"/>
+          <w:szCs w:val="24"/>
+        </w:rPr>
+        <w:t xml:space="preserve">Претензии о выплате штрафных санкций и уведомления о расторжении Договора направляются заказным письмом либо с курьером под роспись.</w:t>
+      </w:r>
+    </w:p>
+    <w:p>
+      <w:pPr>
+        <w:spacing w:after="80"/>
+        <w:jc w:val="both"/>
+      </w:pPr>
+      <w:r>
+        <w:rPr>
+          <w:rFonts w:ascii="Times New Roman" w:cs="Times New Roman" w:eastAsia="Times New Roman" w:hAnsi="Times New Roman"/>
+          <w:b/>
+          <w:bCs/>
+          <w:sz w:val="24"/>
+          <w:szCs w:val="24"/>
+        </w:rPr>
+        <w:t xml:space="preserve">11.1-2. </w:t>
+      </w:r>
+      <w:r>
+        <w:rPr>
+          <w:rFonts w:ascii="Times New Roman" w:cs="Times New Roman" w:eastAsia="Times New Roman" w:hAnsi="Times New Roman"/>
+          <w:sz w:val="24"/>
+          <w:szCs w:val="24"/>
+        </w:rPr>
+        <w:t xml:space="preserve">Заемщик подписанием настоящего Договора выражает согласие с тем, что обязательства Займодателя по надлежащему уведомлению Заемщика признаются исполненными, а Заемщик считается надлежащим образом, уведомленным при направлении всей корреспонденции (писем, уведомлений, в том числе о неисполнении обязательств, требований и т.д.) по адресу Заемщика, указанному в реквизитах настоящего Договора.</w:t>
+      </w:r>
+    </w:p>
+    <w:p>
+      <w:pPr>
+        <w:spacing w:after="80"/>
+        <w:jc w:val="both"/>
+      </w:pPr>
+      <w:r>
+        <w:rPr>
+          <w:rFonts w:ascii="Times New Roman" w:cs="Times New Roman" w:eastAsia="Times New Roman" w:hAnsi="Times New Roman"/>
+          <w:b/>
+          <w:bCs/>
+          <w:sz w:val="24"/>
+          <w:szCs w:val="24"/>
+        </w:rPr>
         <w:t xml:space="preserve">11.2. </w:t>
       </w:r>
       <w:r>
@@ -6710,31 +6734,7 @@
           <w:sz w:val="24"/>
           <w:szCs w:val="24"/>
         </w:rPr>
-        <w:t xml:space="preserve">Претензии о выплате штрафных санкций и уведомления о расторжении Договора направляются заказным письмом либо с курьером под роспись.</w:t>
-      </w:r>
-    </w:p>
-    <w:p>
-      <w:pPr>
-        <w:spacing w:after="80"/>
-        <w:jc w:val="both"/>
-      </w:pPr>
-      <w:r>
-        <w:rPr>
-          <w:rFonts w:ascii="Times New Roman" w:cs="Times New Roman" w:eastAsia="Times New Roman" w:hAnsi="Times New Roman"/>
-          <w:b/>
-          <w:bCs/>
-          <w:sz w:val="24"/>
-          <w:szCs w:val="24"/>
-        </w:rPr>
-        <w:t xml:space="preserve">11.3. </w:t>
-      </w:r>
-      <w:r>
-        <w:rPr>
-          <w:rFonts w:ascii="Times New Roman" w:cs="Times New Roman" w:eastAsia="Times New Roman" w:hAnsi="Times New Roman"/>
-          <w:sz w:val="24"/>
-          <w:szCs w:val="24"/>
-        </w:rPr>
-        <w:t xml:space="preserve">Заемщик подписанием настоящего Договора выражает согласие с тем, что обязательства Займодателя по надлежащему уведомлению Заемщика признаются исполненными, а Заемщик считается надлежащим образом, уведомленным при направлении всей корреспонденции (писем, уведомлений, в том числе о неисполнении обязательств, требований и т.д.) по адресу Заемщика, указанному в реквизитах настоящего Договора.</w:t>
+        <w:t xml:space="preserve">При исполнении настоящего Договора Стороны руководствуются законодательством Республики Казахстан, если условиями настоящего Договора не предусмотрено иное.</w:t>
       </w:r>
     </w:p>
     <w:p>
@@ -6758,7 +6758,31 @@
           <w:sz w:val="24"/>
           <w:szCs w:val="24"/>
         </w:rPr>
-        <w:t xml:space="preserve">При исполнении настоящего Договора Стороны руководствуются законодательством Республики Казахстан, если условиями настоящего Договора не предусмотрено иное.</w:t>
+        <w:t xml:space="preserve">Заемщик представил согласие на предоставление информации о нем в кредитные бюро, на выдачу кредитным бюро Займодателю, Поверенному (агенту) кредитного отчета о нем, а также на предоставление информации о нем, сведений о выданном транше и всех сведений об исполнении обязательств по настоящему Договору государственным (в том числе правоохранительным) органам.</w:t>
+      </w:r>
+    </w:p>
+    <w:p>
+      <w:pPr>
+        <w:spacing w:after="80"/>
+        <w:jc w:val="both"/>
+      </w:pPr>
+      <w:r>
+        <w:rPr>
+          <w:rFonts w:ascii="Times New Roman" w:cs="Times New Roman" w:eastAsia="Times New Roman" w:hAnsi="Times New Roman"/>
+          <w:b/>
+          <w:bCs/>
+          <w:sz w:val="24"/>
+          <w:szCs w:val="24"/>
+        </w:rPr>
+        <w:t xml:space="preserve">11.4-1. </w:t>
+      </w:r>
+      <w:r>
+        <w:rPr>
+          <w:rFonts w:ascii="Times New Roman" w:cs="Times New Roman" w:eastAsia="Times New Roman" w:hAnsi="Times New Roman"/>
+          <w:sz w:val="24"/>
+          <w:szCs w:val="24"/>
+        </w:rPr>
+        <w:t xml:space="preserve">Подписывая настоящий Договор в момент своего личного присутствия, Заемщик дает свое безусловное согласие на раскрытие и предоставление Кредитором любой информации третьим лицам, необходимой для реализации Кредитором своих прав по настоящему Договору, включая информацию о размере задолженности Заемщика перед Кредитором о характере предъявленных и предъявляемых в будущем требований и претензий, вызванных нарушениями условий настоящего Договора, в случае неисполнения/ненадлежащего исполнения Заемщиком обязательств по настоящему Договору.</w:t>
       </w:r>
     </w:p>
     <w:p>
@@ -6782,7 +6806,7 @@
           <w:sz w:val="24"/>
           <w:szCs w:val="24"/>
         </w:rPr>
-        <w:t xml:space="preserve">Заемщик представил согласие на предоставление информации о нем в кредитные бюро, на выдачу кредитным бюро Займодателю, Поверенному (агенту) кредитного отчета о нем, а также на предоставление информации о нем, сведений о выданном транше и всех сведений об исполнении обязательств по настоящему Договору государственным (в том числе правоохранительным) органам.</w:t>
+        <w:t xml:space="preserve">Все условия и положения настоящего Договора являются обязательными для исполнения или применяются в интересах Сторон.</w:t>
       </w:r>
     </w:p>
     <w:p>
@@ -6806,7 +6830,7 @@
           <w:sz w:val="24"/>
           <w:szCs w:val="24"/>
         </w:rPr>
-        <w:t xml:space="preserve">Подписывая настоящий Договор в момент своего личного присутствия, Заемщик дает свое безусловное согласие на раскрытие и предоставление Кредитором любой информации третьим лицам, необходимой для реализации Кредитором своих прав по настоящему Договору, включая информацию о размере задолженности Заемщика перед Кредитором о характере предъявленных и предъявляемых в будущем требований и претензий, вызванных нарушениями условий настоящего Договора, в случае неисполнения/ненадлежащего исполнения Заемщиком обязательств по настоящему Договору.</w:t>
+        <w:t xml:space="preserve">Настоящий Договор составлен в 3 (трех) экземплярах, имеющих одинаковую юридическую силу, на казахском и русском языках, по одному для каждой из Сторон.</w:t>
       </w:r>
     </w:p>
     <w:p>
@@ -6823,54 +6847,6 @@
           <w:szCs w:val="24"/>
         </w:rPr>
         <w:t xml:space="preserve">11.7. </w:t>
-      </w:r>
-      <w:r>
-        <w:rPr>
-          <w:rFonts w:ascii="Times New Roman" w:cs="Times New Roman" w:eastAsia="Times New Roman" w:hAnsi="Times New Roman"/>
-          <w:sz w:val="24"/>
-          <w:szCs w:val="24"/>
-        </w:rPr>
-        <w:t xml:space="preserve">Все условия и положения настоящего Договора являются обязательными для исполнения или применяются в интересах Сторон.</w:t>
-      </w:r>
-    </w:p>
-    <w:p>
-      <w:pPr>
-        <w:spacing w:after="80"/>
-        <w:jc w:val="both"/>
-      </w:pPr>
-      <w:r>
-        <w:rPr>
-          <w:rFonts w:ascii="Times New Roman" w:cs="Times New Roman" w:eastAsia="Times New Roman" w:hAnsi="Times New Roman"/>
-          <w:b/>
-          <w:bCs/>
-          <w:sz w:val="24"/>
-          <w:szCs w:val="24"/>
-        </w:rPr>
-        <w:t xml:space="preserve">11.8. </w:t>
-      </w:r>
-      <w:r>
-        <w:rPr>
-          <w:rFonts w:ascii="Times New Roman" w:cs="Times New Roman" w:eastAsia="Times New Roman" w:hAnsi="Times New Roman"/>
-          <w:sz w:val="24"/>
-          <w:szCs w:val="24"/>
-        </w:rPr>
-        <w:t xml:space="preserve">Настоящий Договор составлен в 3 (трех) экземплярах, имеющих одинаковую юридическую силу, на казахском и русском языках, по одному для каждой из Сторон.</w:t>
-      </w:r>
-    </w:p>
-    <w:p>
-      <w:pPr>
-        <w:spacing w:after="80"/>
-        <w:jc w:val="both"/>
-      </w:pPr>
-      <w:r>
-        <w:rPr>
-          <w:rFonts w:ascii="Times New Roman" w:cs="Times New Roman" w:eastAsia="Times New Roman" w:hAnsi="Times New Roman"/>
-          <w:b/>
-          <w:bCs/>
-          <w:sz w:val="24"/>
-          <w:szCs w:val="24"/>
-        </w:rPr>
-        <w:t xml:space="preserve">11.9. </w:t>
       </w:r>
       <w:r>
         <w:rPr>
